--- a/plantworks-studio/templates/Plantworks-Invoice-EN.docx
+++ b/plantworks-studio/templates/Plantworks-Invoice-EN.docx
@@ -40,31 +40,44 @@
               <w:spacing w:after="0"/>
             </w:pPr>
             <w:r>
-              <w:rPr>
-                <w:rFonts w:ascii="Georgia" w:cs="Georgia" w:eastAsia="Georgia" w:hAnsi="Georgia"/>
-                <w:b/>
-                <w:bCs/>
-                <w:color w:val="1B2A38"/>
-                <w:sz w:val="36"/>
-                <w:szCs w:val="36"/>
-              </w:rPr>
-              <w:t xml:space="preserve">Plantworks</w:t>
-            </w:r>
-          </w:p>
-          <w:p>
-            <w:pPr>
-              <w:spacing w:after="0"/>
-            </w:pPr>
-            <w:r>
-              <w:rPr>
-                <w:rFonts w:ascii="Calibri" w:cs="Calibri" w:eastAsia="Calibri" w:hAnsi="Calibri"/>
-                <w:b/>
-                <w:bCs/>
-                <w:color w:val="E0762E"/>
-                <w:sz w:val="15"/>
-                <w:szCs w:val="15"/>
-              </w:rPr>
-              <w:t xml:space="preserve">STUDIO · UK &amp; COSTA DEL SOL</w:t>
+              <w:drawing>
+                <wp:inline distT="0" distB="0" distL="0" distR="0">
+                  <wp:extent cx="2857500" cy="847725"/>
+                  <wp:effectExtent t="0" r="0" b="0" l="0"/>
+                  <wp:docPr id="1" name="" descr="" title=""/>
+                  <wp:cNvGraphicFramePr>
+                    <a:graphicFrameLocks xmlns:a="http://schemas.openxmlformats.org/drawingml/2006/main" noChangeAspect="1"/>
+                  </wp:cNvGraphicFramePr>
+                  <a:graphic xmlns:a="http://schemas.openxmlformats.org/drawingml/2006/main">
+                    <a:graphicData uri="http://schemas.openxmlformats.org/drawingml/2006/picture">
+                      <pic:pic xmlns:pic="http://schemas.openxmlformats.org/drawingml/2006/picture">
+                        <pic:nvPicPr>
+                          <pic:cNvPr id="0" name="" descr=""/>
+                          <pic:cNvPicPr>
+                            <a:picLocks noChangeAspect="1" noChangeArrowheads="1"/>
+                          </pic:cNvPicPr>
+                        </pic:nvPicPr>
+                        <pic:blipFill>
+                          <a:blip r:embed="rId7" cstate="none"/>
+                          <a:srcRect/>
+                          <a:stretch>
+                            <a:fillRect/>
+                          </a:stretch>
+                        </pic:blipFill>
+                        <pic:spPr bwMode="auto">
+                          <a:xfrm>
+                            <a:off x="0" y="0"/>
+                            <a:ext cx="2857500" cy="847725"/>
+                          </a:xfrm>
+                          <a:prstGeom prst="rect">
+                            <a:avLst/>
+                          </a:prstGeom>
+                        </pic:spPr>
+                      </pic:pic>
+                    </a:graphicData>
+                  </a:graphic>
+                </wp:inline>
+              </w:drawing>
             </w:r>
           </w:p>
         </w:tc>

--- a/plantworks-studio/templates/Plantworks-Invoice-EN.docx
+++ b/plantworks-studio/templates/Plantworks-Invoice-EN.docx
@@ -1657,7 +1657,7 @@
                 <w:sz w:val="18"/>
                 <w:szCs w:val="18"/>
               </w:rPr>
-              <w:t xml:space="preserve">Payment within 14 days of the invoice date. Half of the build price is due on brief and half on launch. Care is billed monthly in advance and can be cancelled any month. Files and domain remain the client’s.</w:t>
+              <w:t xml:space="preserve">Every invoice is payable within 14 days of its date. Half of the build price is invoiced when the brief is agreed and half on launch. Care is billed monthly in advance and can be cancelled any month. Files and domain remain the client’s.</w:t>
             </w:r>
           </w:p>
         </w:tc>

--- a/plantworks-studio/templates/Plantworks-Invoice-EN.docx
+++ b/plantworks-studio/templates/Plantworks-Invoice-EN.docx
@@ -1657,7 +1657,7 @@
                 <w:sz w:val="18"/>
                 <w:szCs w:val="18"/>
               </w:rPr>
-              <w:t xml:space="preserve">Every invoice is payable within 14 days of its date. Half of the build price is invoiced when the brief is agreed and half on launch. Care is billed monthly in advance and can be cancelled any month. Files and domain remain the client’s.</w:t>
+              <w:t xml:space="preserve">Half of the build price is invoiced when the brief is agreed; work starts once it is paid. The balance is invoiced when the preview is approved and is paid before the site goes live. Care is billed monthly in advance and can be cancelled any month. Any other invoice is payable within 14 days. Files and domain remain the client’s.</w:t>
             </w:r>
           </w:p>
         </w:tc>
